--- a/template/Subcontractor_Agreement_Template_clean.docx
+++ b/template/Subcontractor_Agreement_Template_clean.docx
@@ -2422,9 +2422,6 @@
         </w:tc>
       </w:tr>
     </w:tbl>
-    <w:p/>
-    <w:p/>
-    <w:p/>
     <w:p>
       <w:pPr>
         <w:spacing w:after="0"/>
